--- a/STARLAB_Unit_5/Teaching Guides/Week_24_Results_Figures_Tables_and_Captions.docx
+++ b/STARLAB_Unit_5/Teaching Guides/Week_24_Results_Figures_Tables_and_Captions.docx
@@ -81,6 +81,12 @@
       </w:pPr>
       <w:r>
         <w:t>Teacher Materials</w:t>
+      </w:r>
+    </w:p>
+    <w:p>
+      <w:pPr/>
+      <w:r>
+        <w:t>Deck Use: No New Deck; Revisit / Reference - Deck 11: Graphing and Visual Ethics</w:t>
       </w:r>
     </w:p>
     <w:p>

--- a/STARLAB_Unit_5/Teaching Guides/Week_24_Results_Figures_Tables_and_Captions.docx
+++ b/STARLAB_Unit_5/Teaching Guides/Week_24_Results_Figures_Tables_and_Captions.docx
@@ -408,6 +408,29 @@
         <w:pStyle w:val="Heading2"/>
       </w:pPr>
       <w:r>
+        <w:t>Teacher-Only Showcase Planning Milestone</w:t>
+      </w:r>
+    </w:p>
+    <w:p>
+      <w:pPr/>
+      <w:r>
+        <w:t>Milestone 2 - Audience and space confirmation (approximately 9 weeks before Week 33): reserve the venue, confirm the public audience pathway, send a save-the-date, and begin any required district communication or visitor approval process. Check accessibility and visitor procedures.</w:t>
+      </w:r>
+    </w:p>
+    <w:p>
+      <w:pPr/>
+      <w:r>
+        <w:rPr>
+          <w:b/>
+        </w:rPr>
+        <w:t>This is teacher planning only. Do not add a student assignment, handout, deliverable, or print requirement this week.</w:t>
+      </w:r>
+    </w:p>
+    <w:p>
+      <w:pPr>
+        <w:pStyle w:val="Heading2"/>
+      </w:pPr>
+      <w:r>
         <w:t>Week 24 Deliverables</w:t>
       </w:r>
     </w:p>
